--- a/白酒财报问答_10道评测题.docx
+++ b/白酒财报问答_10道评测题.docx
@@ -29726,7 +29726,7 @@
         <w:spacing w:before="0" w:after="90" w:line="300" w:lineRule="auto"/>
       </w:pPr>
       <w:r>
-        <w:t xml:space="preserve">类型二 · 覆盖失败（Q9）：全景通道的质量上限 = 锚点块的质量上限（已修）</w:t>
+        <w:t xml:space="preserve">类型二 · 覆盖失败（Q9）：全景通道的质量上限 = 锚点块的质量上限</w:t>
       </w:r>
     </w:p>
     <w:p>
@@ -29739,7 +29739,7 @@
           <w:sz w:val="21"/>
           <w:szCs w:val="21"/>
         </w:rPr>
-        <w:t xml:space="preserve">问哪几家营收同比正增长。正确答案 4 家，其中 </w:t>
+        <w:t xml:space="preserve">（前三轮修供证、第四轮修摆法；</w:t>
       </w:r>
       <w:r>
         <w:rPr>
@@ -29748,15 +29748,15 @@
           <w:sz w:val="21"/>
           <w:szCs w:val="21"/>
         </w:rPr>
-        <w:t xml:space="preserve">五粮液 +20.87% 是 16 家里增速最高的</w:t>
-      </w:r>
-      <w:r>
-        <w:rPr>
-          <w:rFonts w:ascii="Times New Roman" w:hAnsi="Times New Roman" w:eastAsia="宋体"/>
-          <w:sz w:val="21"/>
-          <w:szCs w:val="21"/>
-        </w:rPr>
-        <w:t xml:space="preserve">。</w:t>
+        <w:t xml:space="preserve">回答已稳，覆盖仍判 15/16</w:t>
+      </w:r>
+      <w:r>
+        <w:rPr>
+          <w:rFonts w:ascii="Times New Roman" w:hAnsi="Times New Roman" w:eastAsia="宋体"/>
+          <w:sz w:val="21"/>
+          <w:szCs w:val="21"/>
+        </w:rPr>
+        <w:t xml:space="preserve">）</w:t>
       </w:r>
     </w:p>
     <w:p>
@@ -29769,7 +29769,24 @@
           <w:sz w:val="21"/>
           <w:szCs w:val="21"/>
         </w:rPr>
-        <w:t xml:space="preserve">改之前，全景通道给每家取一个「主要会计数据」块。五粮液的锚点就是那张坏掉的 p7 表 ——</w:t>
+        <w:t xml:space="preserve">问哪几家营收同比正增长。正确答案 4 家，其中 </w:t>
+      </w:r>
+      <w:r>
+        <w:rPr>
+          <w:rFonts w:ascii="Times New Roman" w:hAnsi="Times New Roman" w:eastAsia="宋体"/>
+          <w:b/>
+          <w:sz w:val="21"/>
+          <w:szCs w:val="21"/>
+        </w:rPr>
+        <w:t xml:space="preserve">五粮液 +20.87% 是 16 家里增速最高的</w:t>
+      </w:r>
+      <w:r>
+        <w:rPr>
+          <w:rFonts w:ascii="Times New Roman" w:hAnsi="Times New Roman" w:eastAsia="宋体"/>
+          <w:sz w:val="21"/>
+          <w:szCs w:val="21"/>
+        </w:rPr>
+        <w:t xml:space="preserve">。</w:t>
       </w:r>
     </w:p>
     <w:p>
@@ -29779,19 +29796,10 @@
       <w:r>
         <w:rPr>
           <w:rFonts w:ascii="Times New Roman" w:hAnsi="Times New Roman" w:eastAsia="宋体"/>
-          <w:b/>
-          <w:sz w:val="21"/>
-          <w:szCs w:val="21"/>
-        </w:rPr>
-        <w:t xml:space="preserve">不含营业收入，也不含 20.87%</w:t>
-      </w:r>
-      <w:r>
-        <w:rPr>
-          <w:rFonts w:ascii="Times New Roman" w:hAnsi="Times New Roman" w:eastAsia="宋体"/>
-          <w:sz w:val="21"/>
-          <w:szCs w:val="21"/>
-        </w:rPr>
-        <w:t xml:space="preserve">。增速最高的那一家从未进入上下文，模型只好写</w:t>
+          <w:sz w:val="21"/>
+          <w:szCs w:val="21"/>
+        </w:rPr>
+        <w:t xml:space="preserve">改之前，全景通道给每家取一个「主要会计数据」块。五粮液的锚点就是那张坏掉的 p7 表 ——</w:t>
       </w:r>
     </w:p>
     <w:p>
@@ -29801,10 +29809,19 @@
       <w:r>
         <w:rPr>
           <w:rFonts w:ascii="Times New Roman" w:hAnsi="Times New Roman" w:eastAsia="宋体"/>
-          <w:sz w:val="21"/>
-          <w:szCs w:val="21"/>
-        </w:rPr>
-        <w:t xml:space="preserve">「五粮液……该片段未提供营业收入同比增减率 → 无法判断」。</w:t>
+          <w:b/>
+          <w:sz w:val="21"/>
+          <w:szCs w:val="21"/>
+        </w:rPr>
+        <w:t xml:space="preserve">不含营业收入，也不含 20.87%</w:t>
+      </w:r>
+      <w:r>
+        <w:rPr>
+          <w:rFonts w:ascii="Times New Roman" w:hAnsi="Times New Roman" w:eastAsia="宋体"/>
+          <w:sz w:val="21"/>
+          <w:szCs w:val="21"/>
+        </w:rPr>
+        <w:t xml:space="preserve">。增速最高的那一家从未进入上下文，模型只好写</w:t>
       </w:r>
     </w:p>
     <w:p>
@@ -29814,19 +29831,10 @@
       <w:r>
         <w:rPr>
           <w:rFonts w:ascii="Times New Roman" w:hAnsi="Times New Roman" w:eastAsia="宋体"/>
-          <w:b/>
-          <w:sz w:val="21"/>
-          <w:szCs w:val="21"/>
-        </w:rPr>
-        <w:t xml:space="preserve">16 个锚点坏 1 个，那一家就从全景视野里整个消失，而且不报警。</w:t>
-      </w:r>
-      <w:r>
-        <w:rPr>
-          <w:rFonts w:ascii="Times New Roman" w:hAnsi="Times New Roman" w:eastAsia="宋体"/>
-          <w:sz w:val="21"/>
-          <w:szCs w:val="21"/>
-        </w:rPr>
-        <w:t xml:space="preserve"> 这是旁路通道的结构性代价：</w:t>
+          <w:sz w:val="21"/>
+          <w:szCs w:val="21"/>
+        </w:rPr>
+        <w:t xml:space="preserve">「五粮液……该片段未提供营业收入同比增减率 → 无法判断」。</w:t>
       </w:r>
     </w:p>
     <w:p>
@@ -29836,10 +29844,19 @@
       <w:r>
         <w:rPr>
           <w:rFonts w:ascii="Times New Roman" w:hAnsi="Times New Roman" w:eastAsia="宋体"/>
-          <w:sz w:val="21"/>
-          <w:szCs w:val="21"/>
-        </w:rPr>
-        <w:t xml:space="preserve">它绕过了相似度排序，就也失去了「排名靠后所以大概不重要」这层兜底。</w:t>
+          <w:b/>
+          <w:sz w:val="21"/>
+          <w:szCs w:val="21"/>
+        </w:rPr>
+        <w:t xml:space="preserve">16 个锚点坏 1 个，那一家就从全景视野里整个消失，而且不报警。</w:t>
+      </w:r>
+      <w:r>
+        <w:rPr>
+          <w:rFonts w:ascii="Times New Roman" w:hAnsi="Times New Roman" w:eastAsia="宋体"/>
+          <w:sz w:val="21"/>
+          <w:szCs w:val="21"/>
+        </w:rPr>
+        <w:t xml:space="preserve"> 这是旁路通道的结构性代价：</w:t>
       </w:r>
     </w:p>
     <w:p>
@@ -29852,24 +29869,7 @@
           <w:sz w:val="21"/>
           <w:szCs w:val="21"/>
         </w:rPr>
-        <w:t xml:space="preserve">更麻烦的是模型</w:t>
-      </w:r>
-      <w:r>
-        <w:rPr>
-          <w:rFonts w:ascii="Times New Roman" w:hAnsi="Times New Roman" w:eastAsia="宋体"/>
-          <w:b/>
-          <w:sz w:val="21"/>
-          <w:szCs w:val="21"/>
-        </w:rPr>
-        <w:t xml:space="preserve">只会说「无法判断」，不会说「我缺了一家的数据」</w:t>
-      </w:r>
-      <w:r>
-        <w:rPr>
-          <w:rFonts w:ascii="Times New Roman" w:hAnsi="Times New Roman" w:eastAsia="宋体"/>
-          <w:sz w:val="21"/>
-          <w:szCs w:val="21"/>
-        </w:rPr>
-        <w:t xml:space="preserve"> —— 缺口对下游不可见。</w:t>
+        <w:t xml:space="preserve">它绕过了相似度排序，就也失去了「排名靠后所以大概不重要」这层兜底。</w:t>
       </w:r>
     </w:p>
     <w:p>
@@ -29879,19 +29879,27 @@
       <w:r>
         <w:rPr>
           <w:rFonts w:ascii="Times New Roman" w:hAnsi="Times New Roman" w:eastAsia="宋体"/>
+          <w:sz w:val="21"/>
+          <w:szCs w:val="21"/>
+        </w:rPr>
+        <w:t xml:space="preserve">更麻烦的是模型</w:t>
+      </w:r>
+      <w:r>
+        <w:rPr>
+          <w:rFonts w:ascii="Times New Roman" w:hAnsi="Times New Roman" w:eastAsia="宋体"/>
           <w:b/>
           <w:sz w:val="21"/>
           <w:szCs w:val="21"/>
         </w:rPr>
-        <w:t xml:space="preserve">改法不是调检索，是把「取证」变成一件要交账的事</w:t>
-      </w:r>
-      <w:r>
-        <w:rPr>
-          <w:rFonts w:ascii="Times New Roman" w:hAnsi="Times New Roman" w:eastAsia="宋体"/>
-          <w:sz w:val="21"/>
-          <w:szCs w:val="21"/>
-        </w:rPr>
-        <w:t xml:space="preserve">，三处一起动：</w:t>
+        <w:t xml:space="preserve">只会说「无法判断」，不会说「我缺了一家的数据」</w:t>
+      </w:r>
+      <w:r>
+        <w:rPr>
+          <w:rFonts w:ascii="Times New Roman" w:hAnsi="Times New Roman" w:eastAsia="宋体"/>
+          <w:sz w:val="21"/>
+          <w:szCs w:val="21"/>
+        </w:rPr>
+        <w:t xml:space="preserve"> —— 缺口对下游不可见。</w:t>
       </w:r>
     </w:p>
     <w:p>
@@ -29901,27 +29909,19 @@
       <w:r>
         <w:rPr>
           <w:rFonts w:ascii="Times New Roman" w:hAnsi="Times New Roman" w:eastAsia="宋体"/>
-          <w:sz w:val="21"/>
-          <w:szCs w:val="21"/>
-        </w:rPr>
-        <w:t xml:space="preserve">1. </w:t>
-      </w:r>
-      <w:r>
-        <w:rPr>
-          <w:rFonts w:ascii="Times New Roman" w:hAnsi="Times New Roman" w:eastAsia="宋体"/>
           <w:b/>
           <w:sz w:val="21"/>
           <w:szCs w:val="21"/>
         </w:rPr>
-        <w:t xml:space="preserve">按公司取证</w:t>
-      </w:r>
-      <w:r>
-        <w:rPr>
-          <w:rFonts w:ascii="Times New Roman" w:hAnsi="Times New Roman" w:eastAsia="宋体"/>
-          <w:sz w:val="21"/>
-          <w:szCs w:val="21"/>
-        </w:rPr>
-        <w:t xml:space="preserve">。锚点上先校验被问的字段在不在；不在就回退到该公司别的块继续找</w:t>
+        <w:t xml:space="preserve">改法不是调检索，是把「取证」变成一件要交账的事</w:t>
+      </w:r>
+      <w:r>
+        <w:rPr>
+          <w:rFonts w:ascii="Times New Roman" w:hAnsi="Times New Roman" w:eastAsia="宋体"/>
+          <w:sz w:val="21"/>
+          <w:szCs w:val="21"/>
+        </w:rPr>
+        <w:t xml:space="preserve">，三处一起动：</w:t>
       </w:r>
     </w:p>
     <w:p>
@@ -29934,7 +29934,24 @@
           <w:sz w:val="21"/>
           <w:szCs w:val="21"/>
         </w:rPr>
-        <w:t xml:space="preserve">（五粮液 → p12 收入构成表 `28,416,674,541.77 / 同比增减 20.87%`；</w:t>
+        <w:t xml:space="preserve">1. </w:t>
+      </w:r>
+      <w:r>
+        <w:rPr>
+          <w:rFonts w:ascii="Times New Roman" w:hAnsi="Times New Roman" w:eastAsia="宋体"/>
+          <w:b/>
+          <w:sz w:val="21"/>
+          <w:szCs w:val="21"/>
+        </w:rPr>
+        <w:t xml:space="preserve">按公司取证</w:t>
+      </w:r>
+      <w:r>
+        <w:rPr>
+          <w:rFonts w:ascii="Times New Roman" w:hAnsi="Times New Roman" w:eastAsia="宋体"/>
+          <w:sz w:val="21"/>
+          <w:szCs w:val="21"/>
+        </w:rPr>
+        <w:t xml:space="preserve">。锚点上先校验被问的字段在不在；不在就回退到该公司别的块继续找</w:t>
       </w:r>
     </w:p>
     <w:p>
@@ -29947,7 +29964,7 @@
           <w:sz w:val="21"/>
           <w:szCs w:val="21"/>
         </w:rPr>
-        <w:t xml:space="preserve">天佑德酒 → p45 第 45 页利润表 `574,885,860.71 / −14.68%`）。</w:t>
+        <w:t xml:space="preserve">（五粮液 → p12 收入构成表 `28,416,674,541.77 / 同比增减 20.87%`；</w:t>
       </w:r>
     </w:p>
     <w:p>
@@ -29960,24 +29977,7 @@
           <w:sz w:val="21"/>
           <w:szCs w:val="21"/>
         </w:rPr>
-        <w:t xml:space="preserve">取证仍然</w:t>
-      </w:r>
-      <w:r>
-        <w:rPr>
-          <w:rFonts w:ascii="Times New Roman" w:hAnsi="Times New Roman" w:eastAsia="宋体"/>
-          <w:b/>
-          <w:sz w:val="21"/>
-          <w:szCs w:val="21"/>
-        </w:rPr>
-        <w:t xml:space="preserve">一家一块</w:t>
-      </w:r>
-      <w:r>
-        <w:rPr>
-          <w:rFonts w:ascii="Times New Roman" w:hAnsi="Times New Roman" w:eastAsia="宋体"/>
-          <w:sz w:val="21"/>
-          <w:szCs w:val="21"/>
-        </w:rPr>
-        <w:t xml:space="preserve">，上下文规模没涨。</w:t>
+        <w:t xml:space="preserve">天佑德酒 → p45 第 45 页利润表 `574,885,860.71 / −14.68%`）。</w:t>
       </w:r>
     </w:p>
     <w:p>
@@ -29990,7 +29990,7 @@
           <w:sz w:val="21"/>
           <w:szCs w:val="21"/>
         </w:rPr>
-        <w:t xml:space="preserve">2. </w:t>
+        <w:t xml:space="preserve">取证仍然</w:t>
       </w:r>
       <w:r>
         <w:rPr>
@@ -29999,15 +29999,15 @@
           <w:sz w:val="21"/>
           <w:szCs w:val="21"/>
         </w:rPr>
-        <w:t xml:space="preserve">覆盖地图进上下文</w:t>
-      </w:r>
-      <w:r>
-        <w:rPr>
-          <w:rFonts w:ascii="Times New Roman" w:hAnsi="Times New Roman" w:eastAsia="宋体"/>
-          <w:sz w:val="21"/>
-          <w:szCs w:val="21"/>
-        </w:rPr>
-        <w:t xml:space="preserve">。每家一行：状态（✅ 已覆盖 / ⚠️ 部分覆盖 / ❌ 缺据）、</w:t>
+        <w:t xml:space="preserve">一家一块</w:t>
+      </w:r>
+      <w:r>
+        <w:rPr>
+          <w:rFonts w:ascii="Times New Roman" w:hAnsi="Times New Roman" w:eastAsia="宋体"/>
+          <w:sz w:val="21"/>
+          <w:szCs w:val="21"/>
+        </w:rPr>
+        <w:t xml:space="preserve">，上下文规模没涨。</w:t>
       </w:r>
     </w:p>
     <w:p>
@@ -30020,7 +30020,24 @@
           <w:sz w:val="21"/>
           <w:szCs w:val="21"/>
         </w:rPr>
-        <w:t xml:space="preserve">取值、项目、期次、口径、取自哪一页哪条路径（锚点／回退），以及它对应哪个片段号。</w:t>
+        <w:t xml:space="preserve">2. </w:t>
+      </w:r>
+      <w:r>
+        <w:rPr>
+          <w:rFonts w:ascii="Times New Roman" w:hAnsi="Times New Roman" w:eastAsia="宋体"/>
+          <w:b/>
+          <w:sz w:val="21"/>
+          <w:szCs w:val="21"/>
+        </w:rPr>
+        <w:t xml:space="preserve">覆盖地图进上下文</w:t>
+      </w:r>
+      <w:r>
+        <w:rPr>
+          <w:rFonts w:ascii="Times New Roman" w:hAnsi="Times New Roman" w:eastAsia="宋体"/>
+          <w:sz w:val="21"/>
+          <w:szCs w:val="21"/>
+        </w:rPr>
+        <w:t xml:space="preserve">。每家一行：状态（✅ 已覆盖 / ⚠️ 部分覆盖 / ❌ 缺据）、</w:t>
       </w:r>
     </w:p>
     <w:p>
@@ -30033,24 +30050,7 @@
           <w:sz w:val="21"/>
           <w:szCs w:val="21"/>
         </w:rPr>
-        <w:t xml:space="preserve">提示词据此强制模型</w:t>
-      </w:r>
-      <w:r>
-        <w:rPr>
-          <w:rFonts w:ascii="Times New Roman" w:hAnsi="Times New Roman" w:eastAsia="宋体"/>
-          <w:b/>
-          <w:sz w:val="21"/>
-          <w:szCs w:val="21"/>
-        </w:rPr>
-        <w:t xml:space="preserve">点名说明缺哪几家、缺的是哪一项</w:t>
-      </w:r>
-      <w:r>
-        <w:rPr>
-          <w:rFonts w:ascii="Times New Roman" w:hAnsi="Times New Roman" w:eastAsia="宋体"/>
-          <w:sz w:val="21"/>
-          <w:szCs w:val="21"/>
-        </w:rPr>
-        <w:t xml:space="preserve">，且不许拿别家的数替它补上。</w:t>
+        <w:t xml:space="preserve">取值、项目、期次、口径、取自哪一页哪条路径（锚点／回退），以及它对应哪个片段号。</w:t>
       </w:r>
     </w:p>
     <w:p>
@@ -30063,7 +30063,7 @@
           <w:sz w:val="21"/>
           <w:szCs w:val="21"/>
         </w:rPr>
-        <w:t xml:space="preserve">3. </w:t>
+        <w:t xml:space="preserve">提示词据此强制模型</w:t>
       </w:r>
       <w:r>
         <w:rPr>
@@ -30072,32 +30072,15 @@
           <w:sz w:val="21"/>
           <w:szCs w:val="21"/>
         </w:rPr>
-        <w:t xml:space="preserve">禁止没有数值的带过</w:t>
-      </w:r>
-      <w:r>
-        <w:rPr>
-          <w:rFonts w:ascii="Times New Roman" w:hAnsi="Times New Roman" w:eastAsia="宋体"/>
-          <w:sz w:val="21"/>
-          <w:szCs w:val="21"/>
-        </w:rPr>
-        <w:t xml:space="preserve">。筛选题必须逐家给出数值与出处；结论必须与所列数值</w:t>
-      </w:r>
-      <w:r>
-        <w:rPr>
-          <w:rFonts w:ascii="Times New Roman" w:hAnsi="Times New Roman" w:eastAsia="宋体"/>
-          <w:b/>
-          <w:sz w:val="21"/>
-          <w:szCs w:val="21"/>
-        </w:rPr>
-        <w:t xml:space="preserve">逐条对得上</w:t>
-      </w:r>
-      <w:r>
-        <w:rPr>
-          <w:rFonts w:ascii="Times New Roman" w:hAnsi="Times New Roman" w:eastAsia="宋体"/>
-          <w:sz w:val="21"/>
-          <w:szCs w:val="21"/>
-        </w:rPr>
-        <w:t xml:space="preserve">。</w:t>
+        <w:t xml:space="preserve">点名说明缺哪几家、缺的是哪一项</w:t>
+      </w:r>
+      <w:r>
+        <w:rPr>
+          <w:rFonts w:ascii="Times New Roman" w:hAnsi="Times New Roman" w:eastAsia="宋体"/>
+          <w:sz w:val="21"/>
+          <w:szCs w:val="21"/>
+        </w:rPr>
+        <w:t xml:space="preserve">，且不许拿别家的数替它补上。</w:t>
       </w:r>
     </w:p>
     <w:p>
@@ -30107,19 +30090,44 @@
       <w:r>
         <w:rPr>
           <w:rFonts w:ascii="Times New Roman" w:hAnsi="Times New Roman" w:eastAsia="宋体"/>
+          <w:sz w:val="21"/>
+          <w:szCs w:val="21"/>
+        </w:rPr>
+        <w:t xml:space="preserve">3. </w:t>
+      </w:r>
+      <w:r>
+        <w:rPr>
+          <w:rFonts w:ascii="Times New Roman" w:hAnsi="Times New Roman" w:eastAsia="宋体"/>
           <w:b/>
           <w:sz w:val="21"/>
           <w:szCs w:val="21"/>
         </w:rPr>
-        <w:t xml:space="preserve">三处都生效了，但不是一次到位 —— 中间那轮暴露了新问题</w:t>
-      </w:r>
-      <w:r>
-        <w:rPr>
-          <w:rFonts w:ascii="Times New Roman" w:hAnsi="Times New Roman" w:eastAsia="宋体"/>
-          <w:sz w:val="21"/>
-          <w:szCs w:val="21"/>
-        </w:rPr>
-        <w:t xml:space="preserve">：模型把 15 家逐家列了出来</w:t>
+        <w:t xml:space="preserve">禁止没有数值的带过</w:t>
+      </w:r>
+      <w:r>
+        <w:rPr>
+          <w:rFonts w:ascii="Times New Roman" w:hAnsi="Times New Roman" w:eastAsia="宋体"/>
+          <w:sz w:val="21"/>
+          <w:szCs w:val="21"/>
+        </w:rPr>
+        <w:t xml:space="preserve">。筛选题必须逐家给出数值与出处；结论必须与所列数值</w:t>
+      </w:r>
+      <w:r>
+        <w:rPr>
+          <w:rFonts w:ascii="Times New Roman" w:hAnsi="Times New Roman" w:eastAsia="宋体"/>
+          <w:b/>
+          <w:sz w:val="21"/>
+          <w:szCs w:val="21"/>
+        </w:rPr>
+        <w:t xml:space="preserve">逐条对得上</w:t>
+      </w:r>
+      <w:r>
+        <w:rPr>
+          <w:rFonts w:ascii="Times New Roman" w:hAnsi="Times New Roman" w:eastAsia="宋体"/>
+          <w:sz w:val="21"/>
+          <w:szCs w:val="21"/>
+        </w:rPr>
+        <w:t xml:space="preserve">。</w:t>
       </w:r>
     </w:p>
     <w:p>
@@ -30129,10 +30137,19 @@
       <w:r>
         <w:rPr>
           <w:rFonts w:ascii="Times New Roman" w:hAnsi="Times New Roman" w:eastAsia="宋体"/>
-          <w:sz w:val="21"/>
-          <w:szCs w:val="21"/>
-        </w:rPr>
-        <w:t xml:space="preserve">（数字全对），结论却仍写「共 2 家」，还把 +1.47% 和 +20.87% 归进「其余 13 家均同比下降」，</w:t>
+          <w:b/>
+          <w:sz w:val="21"/>
+          <w:szCs w:val="21"/>
+        </w:rPr>
+        <w:t xml:space="preserve">三处都生效了，但不是一次到位 —— 中间那轮暴露了新问题</w:t>
+      </w:r>
+      <w:r>
+        <w:rPr>
+          <w:rFonts w:ascii="Times New Roman" w:hAnsi="Times New Roman" w:eastAsia="宋体"/>
+          <w:sz w:val="21"/>
+          <w:szCs w:val="21"/>
+        </w:rPr>
+        <w:t xml:space="preserve">：模型把 15 家逐家列了出来</w:t>
       </w:r>
     </w:p>
     <w:p>
@@ -30145,7 +30162,7 @@
           <w:sz w:val="21"/>
           <w:szCs w:val="21"/>
         </w:rPr>
-        <w:t xml:space="preserve">列表与结论打架。自动判定当时放它过了（四个名字都在文中，子串判定抓不住），</w:t>
+        <w:t xml:space="preserve">（数字全对），结论却仍写「共 2 家」，还把 +1.47% 和 +20.87% 归进「其余 13 家均同比下降」，</w:t>
       </w:r>
     </w:p>
     <w:p>
@@ -30158,7 +30175,7 @@
           <w:sz w:val="21"/>
           <w:szCs w:val="21"/>
         </w:rPr>
-        <w:t xml:space="preserve">是人工复核发现后补了一条「结论家数必须与列表一致」的断言，才判出 ✗。</w:t>
+        <w:t xml:space="preserve">列表与结论打架。自动判定当时放它过了（四个名字都在文中，子串判定抓不住），</w:t>
       </w:r>
     </w:p>
     <w:p>
@@ -30171,7 +30188,487 @@
           <w:sz w:val="21"/>
           <w:szCs w:val="21"/>
         </w:rPr>
-        <w:t xml:space="preserve">第三轮才答对：明写「实际正增长公司共 4 家，非 2 家」并逐家给出处。</w:t>
+        <w:t xml:space="preserve">是人工复核发现后补了一条「结论家数必须与列表一致」的断言，才判出 ✗。</w:t>
+      </w:r>
+    </w:p>
+    <w:p>
+      <w:pPr>
+        <w:spacing w:before="0" w:after="90" w:line="300" w:lineRule="auto"/>
+      </w:pPr>
+      <w:r>
+        <w:rPr>
+          <w:rFonts w:ascii="Times New Roman" w:hAnsi="Times New Roman" w:eastAsia="宋体"/>
+          <w:b/>
+          <w:sz w:val="21"/>
+          <w:szCs w:val="21"/>
+        </w:rPr>
+        <w:t xml:space="preserve">以为修好了，一截图又漏了五粮液 —— 这才是最值得写下来的一轮。</w:t>
+      </w:r>
+    </w:p>
+    <w:p>
+      <w:pPr>
+        <w:spacing w:before="0" w:after="90" w:line="300" w:lineRule="auto"/>
+      </w:pPr>
+      <w:r>
+        <w:rPr>
+          <w:rFonts w:ascii="Times New Roman" w:hAnsi="Times New Roman" w:eastAsia="宋体"/>
+          <w:sz w:val="21"/>
+          <w:szCs w:val="21"/>
+        </w:rPr>
+        <w:t xml:space="preserve">那一版的覆盖地图只摆「营业收入 = 28,416,674,541.77」，</w:t>
+      </w:r>
+      <w:r>
+        <w:rPr>
+          <w:rFonts w:ascii="Times New Roman" w:hAnsi="Times New Roman" w:eastAsia="宋体"/>
+          <w:b/>
+          <w:sz w:val="21"/>
+          <w:szCs w:val="21"/>
+        </w:rPr>
+        <w:t xml:space="preserve">没摆同比那一列</w:t>
+      </w:r>
+      <w:r>
+        <w:rPr>
+          <w:rFonts w:ascii="Times New Roman" w:hAnsi="Times New Roman" w:eastAsia="宋体"/>
+          <w:sz w:val="21"/>
+          <w:szCs w:val="21"/>
+        </w:rPr>
+        <w:t xml:space="preserve">，</w:t>
+      </w:r>
+    </w:p>
+    <w:p>
+      <w:pPr>
+        <w:spacing w:before="0" w:after="90" w:line="300" w:lineRule="auto"/>
+      </w:pPr>
+      <w:r>
+        <w:rPr>
+          <w:rFonts w:ascii="Times New Roman" w:hAnsi="Times New Roman" w:eastAsia="宋体"/>
+          <w:sz w:val="21"/>
+          <w:szCs w:val="21"/>
+        </w:rPr>
+        <w:t xml:space="preserve">而问句问的正是同比。模型于是自己回 16 张原文表里翻同比；五粮液那一行的同比恰好</w:t>
+      </w:r>
+    </w:p>
+    <w:p>
+      <w:pPr>
+        <w:spacing w:before="0" w:after="90" w:line="300" w:lineRule="auto"/>
+      </w:pPr>
+      <w:r>
+        <w:rPr>
+          <w:rFonts w:ascii="Times New Roman" w:hAnsi="Times New Roman" w:eastAsia="宋体"/>
+          <w:sz w:val="21"/>
+          <w:szCs w:val="21"/>
+        </w:rPr>
+        <w:t xml:space="preserve">挂在一条</w:t>
+      </w:r>
+      <w:r>
+        <w:rPr>
+          <w:rFonts w:ascii="Times New Roman" w:hAnsi="Times New Roman" w:eastAsia="宋体"/>
+          <w:b/>
+          <w:sz w:val="21"/>
+          <w:szCs w:val="21"/>
+        </w:rPr>
+        <w:t xml:space="preserve">丢了行标签</w:t>
+      </w:r>
+      <w:r>
+        <w:rPr>
+          <w:rFonts w:ascii="Times New Roman" w:hAnsi="Times New Roman" w:eastAsia="宋体"/>
+          <w:sz w:val="21"/>
+          <w:szCs w:val="21"/>
+        </w:rPr>
+        <w:t xml:space="preserve">的数据上：</w:t>
+      </w:r>
+    </w:p>
+    <w:p>
+      <w:pPr>
+        <w:spacing w:before="0" w:after="90" w:line="300" w:lineRule="auto"/>
+      </w:pPr>
+      <w:r>
+        <w:rPr>
+          <w:rFonts w:ascii="Times New Roman" w:hAnsi="Times New Roman" w:eastAsia="宋体"/>
+          <w:sz w:val="21"/>
+          <w:szCs w:val="21"/>
+        </w:rPr>
+        <w:t xml:space="preserve">```</w:t>
+      </w:r>
+    </w:p>
+    <w:p>
+      <w:pPr>
+        <w:spacing w:before="0" w:after="90" w:line="300" w:lineRule="auto"/>
+      </w:pPr>
+      <w:r>
+        <w:rPr>
+          <w:rFonts w:ascii="Times New Roman" w:hAnsi="Times New Roman" w:eastAsia="宋体"/>
+          <w:sz w:val="21"/>
+          <w:szCs w:val="21"/>
+        </w:rPr>
+        <w:t xml:space="preserve">本报告期: 28,416,674,541.77 | 本报告期: 100% | ... | 同比增减: 20.87%</w:t>
+      </w:r>
+    </w:p>
+    <w:p>
+      <w:pPr>
+        <w:spacing w:before="0" w:after="90" w:line="300" w:lineRule="auto"/>
+      </w:pPr>
+      <w:r>
+        <w:rPr>
+          <w:rFonts w:ascii="Times New Roman" w:hAnsi="Times New Roman" w:eastAsia="宋体"/>
+          <w:sz w:val="21"/>
+          <w:szCs w:val="21"/>
+        </w:rPr>
+        <w:t xml:space="preserve">```</w:t>
+      </w:r>
+    </w:p>
+    <w:p>
+      <w:pPr>
+        <w:spacing w:before="0" w:after="90" w:line="300" w:lineRule="auto"/>
+      </w:pPr>
+      <w:r>
+        <w:rPr>
+          <w:rFonts w:ascii="Times New Roman" w:hAnsi="Times New Roman" w:eastAsia="宋体"/>
+          <w:sz w:val="21"/>
+          <w:szCs w:val="21"/>
+        </w:rPr>
+        <w:t xml:space="preserve">认不出这个 20.87% 是谁的，于是这家全场增速最高的公司再一次整个消失，</w:t>
+      </w:r>
+    </w:p>
+    <w:p>
+      <w:pPr>
+        <w:spacing w:before="0" w:after="90" w:line="300" w:lineRule="auto"/>
+      </w:pPr>
+      <w:r>
+        <w:rPr>
+          <w:rFonts w:ascii="Times New Roman" w:hAnsi="Times New Roman" w:eastAsia="宋体"/>
+          <w:sz w:val="21"/>
+          <w:szCs w:val="21"/>
+        </w:rPr>
+        <w:t xml:space="preserve">还写下「其余 12 家同比均为负增长（见覆盖地图所列同比数值），无例外」——</w:t>
+      </w:r>
+    </w:p>
+    <w:p>
+      <w:pPr>
+        <w:spacing w:before="0" w:after="90" w:line="300" w:lineRule="auto"/>
+      </w:pPr>
+      <w:r>
+        <w:rPr>
+          <w:rFonts w:ascii="Times New Roman" w:hAnsi="Times New Roman" w:eastAsia="宋体"/>
+          <w:sz w:val="21"/>
+          <w:szCs w:val="21"/>
+        </w:rPr>
+        <w:t xml:space="preserve">它嘴里念着地图，结论却跟地图打架。</w:t>
+      </w:r>
+      <w:r>
+        <w:rPr>
+          <w:rFonts w:ascii="Times New Roman" w:hAnsi="Times New Roman" w:eastAsia="宋体"/>
+          <w:b/>
+          <w:sz w:val="21"/>
+          <w:szCs w:val="21"/>
+        </w:rPr>
+        <w:t xml:space="preserve">实测 4 次只对 1 次。</w:t>
+      </w:r>
+    </w:p>
+    <w:p>
+      <w:pPr>
+        <w:spacing w:before="0" w:after="90" w:line="300" w:lineRule="auto"/>
+      </w:pPr>
+      <w:r>
+        <w:rPr>
+          <w:rFonts w:ascii="Times New Roman" w:hAnsi="Times New Roman" w:eastAsia="宋体"/>
+          <w:sz w:val="21"/>
+          <w:szCs w:val="21"/>
+        </w:rPr>
+        <w:t xml:space="preserve">第四轮改的是</w:t>
+      </w:r>
+      <w:r>
+        <w:rPr>
+          <w:rFonts w:ascii="Times New Roman" w:hAnsi="Times New Roman" w:eastAsia="宋体"/>
+          <w:b/>
+          <w:sz w:val="21"/>
+          <w:szCs w:val="21"/>
+        </w:rPr>
+        <w:t xml:space="preserve">摆什么</w:t>
+      </w:r>
+      <w:r>
+        <w:rPr>
+          <w:rFonts w:ascii="Times New Roman" w:hAnsi="Times New Roman" w:eastAsia="宋体"/>
+          <w:sz w:val="21"/>
+          <w:szCs w:val="21"/>
+        </w:rPr>
+        <w:t xml:space="preserve">，不是怎么问：</w:t>
+      </w:r>
+    </w:p>
+    <w:p>
+      <w:pPr>
+        <w:spacing w:before="0" w:after="90" w:line="300" w:lineRule="auto"/>
+      </w:pPr>
+      <w:r>
+        <w:rPr>
+          <w:rFonts w:ascii="Times New Roman" w:hAnsi="Times New Roman" w:eastAsia="宋体"/>
+          <w:sz w:val="21"/>
+          <w:szCs w:val="21"/>
+        </w:rPr>
+        <w:t xml:space="preserve">1. </w:t>
+      </w:r>
+      <w:r>
+        <w:rPr>
+          <w:rFonts w:ascii="Times New Roman" w:hAnsi="Times New Roman" w:eastAsia="宋体"/>
+          <w:b/>
+          <w:sz w:val="21"/>
+          <w:szCs w:val="21"/>
+        </w:rPr>
+        <w:t xml:space="preserve">摆被问的那一列。</w:t>
+      </w:r>
+      <w:r>
+        <w:rPr>
+          <w:rFonts w:ascii="Times New Roman" w:hAnsi="Times New Roman" w:eastAsia="宋体"/>
+          <w:sz w:val="21"/>
+          <w:szCs w:val="21"/>
+        </w:rPr>
+        <w:t xml:space="preserve"> 覆盖地图每行同时给「值 + 同比」。同理，覆盖门槛从</w:t>
+      </w:r>
+    </w:p>
+    <w:p>
+      <w:pPr>
+        <w:spacing w:before="0" w:after="90" w:line="300" w:lineRule="auto"/>
+      </w:pPr>
+      <w:r>
+        <w:rPr>
+          <w:rFonts w:ascii="Times New Roman" w:hAnsi="Times New Roman" w:eastAsia="宋体"/>
+          <w:sz w:val="21"/>
+          <w:szCs w:val="21"/>
+        </w:rPr>
+        <w:t xml:space="preserve">「块里有同比字样」收紧成「</w:t>
+      </w:r>
+      <w:r>
+        <w:rPr>
+          <w:rFonts w:ascii="Times New Roman" w:hAnsi="Times New Roman" w:eastAsia="宋体"/>
+          <w:b/>
+          <w:sz w:val="21"/>
+          <w:szCs w:val="21"/>
+        </w:rPr>
+        <w:t xml:space="preserve">这一行的同比也取到了</w:t>
+      </w:r>
+      <w:r>
+        <w:rPr>
+          <w:rFonts w:ascii="Times New Roman" w:hAnsi="Times New Roman" w:eastAsia="宋体"/>
+          <w:sz w:val="21"/>
+          <w:szCs w:val="21"/>
+        </w:rPr>
+        <w:t xml:space="preserve">」—— 否则一家没披露同比的</w:t>
+      </w:r>
+    </w:p>
+    <w:p>
+      <w:pPr>
+        <w:spacing w:before="0" w:after="90" w:line="300" w:lineRule="auto"/>
+      </w:pPr>
+      <w:r>
+        <w:rPr>
+          <w:rFonts w:ascii="Times New Roman" w:hAnsi="Times New Roman" w:eastAsia="宋体"/>
+          <w:sz w:val="21"/>
+          <w:szCs w:val="21"/>
+        </w:rPr>
+        <w:t xml:space="preserve">公司会被它下面「利润总额」那行的同比顶成已覆盖，数还是错的。</w:t>
+      </w:r>
+    </w:p>
+    <w:p>
+      <w:pPr>
+        <w:spacing w:before="0" w:after="90" w:line="300" w:lineRule="auto"/>
+      </w:pPr>
+      <w:r>
+        <w:rPr>
+          <w:rFonts w:ascii="Times New Roman" w:hAnsi="Times New Roman" w:eastAsia="宋体"/>
+          <w:sz w:val="21"/>
+          <w:szCs w:val="21"/>
+        </w:rPr>
+        <w:t xml:space="preserve">2. </w:t>
+      </w:r>
+      <w:r>
+        <w:rPr>
+          <w:rFonts w:ascii="Times New Roman" w:hAnsi="Times New Roman" w:eastAsia="宋体"/>
+          <w:b/>
+          <w:sz w:val="21"/>
+          <w:szCs w:val="21"/>
+        </w:rPr>
+        <w:t xml:space="preserve">按同比降序排。</w:t>
+      </w:r>
+      <w:r>
+        <w:rPr>
+          <w:rFonts w:ascii="Times New Roman" w:hAnsi="Times New Roman" w:eastAsia="宋体"/>
+          <w:sz w:val="21"/>
+          <w:szCs w:val="21"/>
+        </w:rPr>
+        <w:t xml:space="preserve"> 正号挤成一段前缀，名单变成"开头这几行"。</w:t>
+      </w:r>
+    </w:p>
+    <w:p>
+      <w:pPr>
+        <w:spacing w:before="0" w:after="90" w:line="300" w:lineRule="auto"/>
+      </w:pPr>
+      <w:r>
+        <w:rPr>
+          <w:rFonts w:ascii="Times New Roman" w:hAnsi="Times New Roman" w:eastAsia="宋体"/>
+          <w:sz w:val="21"/>
+          <w:szCs w:val="21"/>
+        </w:rPr>
+        <w:t xml:space="preserve">3. </w:t>
+      </w:r>
+      <w:r>
+        <w:rPr>
+          <w:rFonts w:ascii="Times New Roman" w:hAnsi="Times New Roman" w:eastAsia="宋体"/>
+          <w:b/>
+          <w:sz w:val="21"/>
+          <w:szCs w:val="21"/>
+        </w:rPr>
+        <w:t xml:space="preserve">末尾给一行方向小计</w:t>
+      </w:r>
+      <w:r>
+        <w:rPr>
+          <w:rFonts w:ascii="Times New Roman" w:hAnsi="Times New Roman" w:eastAsia="宋体"/>
+          <w:sz w:val="21"/>
+          <w:szCs w:val="21"/>
+        </w:rPr>
+        <w:t xml:space="preserve">（正 4 家 / 负 11 家 / 不可判断 1 家）当对账数。</w:t>
+      </w:r>
+    </w:p>
+    <w:p>
+      <w:pPr>
+        <w:spacing w:before="0" w:after="90" w:line="300" w:lineRule="auto"/>
+      </w:pPr>
+      <w:r>
+        <w:rPr>
+          <w:rFonts w:ascii="Times New Roman" w:hAnsi="Times New Roman" w:eastAsia="宋体"/>
+          <w:b/>
+          <w:sz w:val="21"/>
+          <w:szCs w:val="21"/>
+        </w:rPr>
+        <w:t xml:space="preserve">这一轮的验证是能算的</w:t>
+      </w:r>
+      <w:r>
+        <w:rPr>
+          <w:rFonts w:ascii="Times New Roman" w:hAnsi="Times New Roman" w:eastAsia="宋体"/>
+          <w:sz w:val="21"/>
+          <w:szCs w:val="21"/>
+        </w:rPr>
+        <w:t xml:space="preserve">：15 家的同比全部满足「本期 ÷ 上年同期 − 1 = 取到的同比」</w:t>
+      </w:r>
+    </w:p>
+    <w:p>
+      <w:pPr>
+        <w:spacing w:before="0" w:after="90" w:line="300" w:lineRule="auto"/>
+      </w:pPr>
+      <w:r>
+        <w:rPr>
+          <w:rFonts w:ascii="Times New Roman" w:hAnsi="Times New Roman" w:eastAsia="宋体"/>
+          <w:sz w:val="21"/>
+          <w:szCs w:val="21"/>
+        </w:rPr>
+        <w:t xml:space="preserve">（误差 &lt; 0.02 个百分点）—— 证明取的是本行的值，不是邻行的。改后连跑 6 次</w:t>
+      </w:r>
+    </w:p>
+    <w:p>
+      <w:pPr>
+        <w:spacing w:before="0" w:after="90" w:line="300" w:lineRule="auto"/>
+      </w:pPr>
+      <w:r>
+        <w:rPr>
+          <w:rFonts w:ascii="Times New Roman" w:hAnsi="Times New Roman" w:eastAsia="宋体"/>
+          <w:sz w:val="21"/>
+          <w:szCs w:val="21"/>
+        </w:rPr>
+        <w:t xml:space="preserve">（探针 4 次 + 全量评测 2 次）全部答对 4 家，且不再出现「修正：」式的自我更正。</w:t>
+      </w:r>
+    </w:p>
+    <w:p>
+      <w:pPr>
+        <w:spacing w:before="0" w:after="90" w:line="300" w:lineRule="auto"/>
+      </w:pPr>
+      <w:r>
+        <w:rPr>
+          <w:rFonts w:ascii="Times New Roman" w:hAnsi="Times New Roman" w:eastAsia="宋体"/>
+          <w:b/>
+          <w:sz w:val="21"/>
+          <w:szCs w:val="21"/>
+        </w:rPr>
+        <w:t xml:space="preserve">但有一处取舍必须写在明面上</w:t>
+      </w:r>
+      <w:r>
+        <w:rPr>
+          <w:rFonts w:ascii="Times New Roman" w:hAnsi="Times New Roman" w:eastAsia="宋体"/>
+          <w:sz w:val="21"/>
+          <w:szCs w:val="21"/>
+        </w:rPr>
+        <w:t xml:space="preserve">：方向小计是</w:t>
+      </w:r>
+      <w:r>
+        <w:rPr>
+          <w:rFonts w:ascii="Times New Roman" w:hAnsi="Times New Roman" w:eastAsia="宋体"/>
+          <w:b/>
+          <w:sz w:val="21"/>
+          <w:szCs w:val="21"/>
+        </w:rPr>
+        <w:t xml:space="preserve">系统替模型做的那次计数</w:t>
+      </w:r>
+      <w:r>
+        <w:rPr>
+          <w:rFonts w:ascii="Times New Roman" w:hAnsi="Times New Roman" w:eastAsia="宋体"/>
+          <w:sz w:val="21"/>
+          <w:szCs w:val="21"/>
+        </w:rPr>
+        <w:t xml:space="preserve">。它只说</w:t>
+      </w:r>
+    </w:p>
+    <w:p>
+      <w:pPr>
+        <w:spacing w:before="0" w:after="90" w:line="300" w:lineRule="auto"/>
+      </w:pPr>
+      <w:r>
+        <w:rPr>
+          <w:rFonts w:ascii="Times New Roman" w:hAnsi="Times New Roman" w:eastAsia="宋体"/>
+          <w:sz w:val="21"/>
+          <w:szCs w:val="21"/>
+        </w:rPr>
+        <w:t xml:space="preserve">「有几家」，不说「是哪几家」，名单仍要模型按公司名列出 —— 可这道题「回答」这一维的</w:t>
+      </w:r>
+    </w:p>
+    <w:p>
+      <w:pPr>
+        <w:spacing w:before="0" w:after="90" w:line="300" w:lineRule="auto"/>
+      </w:pPr>
+      <w:r>
+        <w:rPr>
+          <w:rFonts w:ascii="Times New Roman" w:hAnsi="Times New Roman" w:eastAsia="宋体"/>
+          <w:sz w:val="21"/>
+          <w:szCs w:val="21"/>
+        </w:rPr>
+        <w:t xml:space="preserve">含义就此变了：从「模型会不会数 16 行」变成「模型会不会照账列名单」。</w:t>
+      </w:r>
+    </w:p>
+    <w:p>
+      <w:pPr>
+        <w:spacing w:before="0" w:after="90" w:line="300" w:lineRule="auto"/>
+      </w:pPr>
+      <w:r>
+        <w:rPr>
+          <w:rFonts w:ascii="Times New Roman" w:hAnsi="Times New Roman" w:eastAsia="宋体"/>
+          <w:sz w:val="21"/>
+          <w:szCs w:val="21"/>
+        </w:rPr>
+        <w:t xml:space="preserve">老师说「核齐全部公司」该由系统负责，这是落地；但</w:t>
+      </w:r>
+      <w:r>
+        <w:rPr>
+          <w:rFonts w:ascii="Times New Roman" w:hAnsi="Times New Roman" w:eastAsia="宋体"/>
+          <w:b/>
+          <w:sz w:val="21"/>
+          <w:szCs w:val="21"/>
+        </w:rPr>
+        <w:t xml:space="preserve">指标变了，不能拿它跟前几轮对标</w:t>
+      </w:r>
+      <w:r>
+        <w:rPr>
+          <w:rFonts w:ascii="Times New Roman" w:hAnsi="Times New Roman" w:eastAsia="宋体"/>
+          <w:sz w:val="21"/>
+          <w:szCs w:val="21"/>
+        </w:rPr>
+        <w:t xml:space="preserve">。</w:t>
       </w:r>
     </w:p>
     <w:p>
@@ -31178,6 +31675,132 @@
           <w:szCs w:val="21"/>
         </w:rPr>
         <w:t xml:space="preserve">——这是本次改造最实质的变化：把不可见的缺口变成可追责的记录。</w:t>
+      </w:r>
+    </w:p>
+    <w:p>
+      <w:pPr>
+        <w:spacing w:before="0" w:after="90" w:line="300" w:lineRule="auto"/>
+        <w:ind w:left="200"/>
+      </w:pPr>
+      <w:r>
+        <w:rPr>
+          <w:rFonts w:ascii="Times New Roman" w:hAnsi="Times New Roman" w:eastAsia="宋体"/>
+          <w:sz w:val="21"/>
+          <w:szCs w:val="21"/>
+        </w:rPr>
+        <w:t xml:space="preserve">· </w:t>
+      </w:r>
+      <w:r>
+        <w:rPr>
+          <w:rFonts w:ascii="Times New Roman" w:hAnsi="Times New Roman" w:eastAsia="宋体"/>
+          <w:b/>
+          <w:sz w:val="21"/>
+          <w:szCs w:val="21"/>
+        </w:rPr>
+        <w:t xml:space="preserve">Q9 还教了一件事：证据齐备 ≠ 结论正确。</w:t>
+      </w:r>
+      <w:r>
+        <w:rPr>
+          <w:rFonts w:ascii="Times New Roman" w:hAnsi="Times New Roman" w:eastAsia="宋体"/>
+          <w:sz w:val="21"/>
+          <w:szCs w:val="21"/>
+        </w:rPr>
+        <w:t xml:space="preserve"> 第四轮那版的地图，16 家的证据一应俱全、</w:t>
+      </w:r>
+    </w:p>
+    <w:p>
+      <w:pPr>
+        <w:spacing w:before="0" w:after="90" w:line="300" w:lineRule="auto"/>
+      </w:pPr>
+      <w:r>
+        <w:rPr>
+          <w:rFonts w:ascii="Times New Roman" w:hAnsi="Times New Roman" w:eastAsia="宋体"/>
+          <w:sz w:val="21"/>
+          <w:szCs w:val="21"/>
+        </w:rPr>
+        <w:t xml:space="preserve">五粮液那行白纸黑字写着 +20.87%，模型照样写「其余各家均为负增长」。缺的从来不是证据，</w:t>
+      </w:r>
+    </w:p>
+    <w:p>
+      <w:pPr>
+        <w:spacing w:before="0" w:after="90" w:line="300" w:lineRule="auto"/>
+      </w:pPr>
+      <w:r>
+        <w:rPr>
+          <w:rFonts w:ascii="Times New Roman" w:hAnsi="Times New Roman" w:eastAsia="宋体"/>
+          <w:sz w:val="21"/>
+          <w:szCs w:val="21"/>
+        </w:rPr>
+        <w:t xml:space="preserve">是</w:t>
+      </w:r>
+      <w:r>
+        <w:rPr>
+          <w:rFonts w:ascii="Times New Roman" w:hAnsi="Times New Roman" w:eastAsia="宋体"/>
+          <w:b/>
+          <w:sz w:val="21"/>
+          <w:szCs w:val="21"/>
+        </w:rPr>
+        <w:t xml:space="preserve">模型没有能力对 16 行同构数据做一次可靠的计数</w:t>
+      </w:r>
+      <w:r>
+        <w:rPr>
+          <w:rFonts w:ascii="Times New Roman" w:hAnsi="Times New Roman" w:eastAsia="宋体"/>
+          <w:sz w:val="21"/>
+          <w:szCs w:val="21"/>
+        </w:rPr>
+        <w:t xml:space="preserve">。所以最后的修法是让系统把这一列</w:t>
+      </w:r>
+    </w:p>
+    <w:p>
+      <w:pPr>
+        <w:spacing w:before="0" w:after="90" w:line="300" w:lineRule="auto"/>
+      </w:pPr>
+      <w:r>
+        <w:rPr>
+          <w:rFonts w:ascii="Times New Roman" w:hAnsi="Times New Roman" w:eastAsia="宋体"/>
+          <w:b/>
+          <w:sz w:val="21"/>
+          <w:szCs w:val="21"/>
+        </w:rPr>
+        <w:t xml:space="preserve">排好序、并把总数摆出来对账</w:t>
+      </w:r>
+      <w:r>
+        <w:rPr>
+          <w:rFonts w:ascii="Times New Roman" w:hAnsi="Times New Roman" w:eastAsia="宋体"/>
+          <w:sz w:val="21"/>
+          <w:szCs w:val="21"/>
+        </w:rPr>
+        <w:t xml:space="preserve">，模型只负责按名列举。凡是要在全景题上做统计，</w:t>
+      </w:r>
+    </w:p>
+    <w:p>
+      <w:pPr>
+        <w:spacing w:before="0" w:after="90" w:line="300" w:lineRule="auto"/>
+      </w:pPr>
+      <w:r>
+        <w:rPr>
+          <w:rFonts w:ascii="Times New Roman" w:hAnsi="Times New Roman" w:eastAsia="宋体"/>
+          <w:sz w:val="21"/>
+          <w:szCs w:val="21"/>
+        </w:rPr>
+        <w:t xml:space="preserve">都该按这个分工走：</w:t>
+      </w:r>
+      <w:r>
+        <w:rPr>
+          <w:rFonts w:ascii="Times New Roman" w:hAnsi="Times New Roman" w:eastAsia="宋体"/>
+          <w:b/>
+          <w:sz w:val="21"/>
+          <w:szCs w:val="21"/>
+        </w:rPr>
+        <w:t xml:space="preserve">系统核账，模型叙述</w:t>
+      </w:r>
+      <w:r>
+        <w:rPr>
+          <w:rFonts w:ascii="Times New Roman" w:hAnsi="Times New Roman" w:eastAsia="宋体"/>
+          <w:sz w:val="21"/>
+          <w:szCs w:val="21"/>
+        </w:rPr>
+        <w:t xml:space="preserve">。</w:t>
       </w:r>
     </w:p>
     <w:p>
